--- a/manuscript/independent_records_theory.docx
+++ b/manuscript/independent_records_theory.docx
@@ -469,7 +469,7 @@
           <w:b/>
           <w:bCs/>
         </w:rPr>
-        <w:t xml:space="preserve">Lemma 2 (fixed-noise independent-record GMM).</w:t>
+        <w:t xml:space="preserve">Lemma S14.1 (fixed-noise independent-record GMM).</w:t>
       </w:r>
       <w:r>
         <w:t xml:space="preserve"> </w:t>
